--- a/docs/generated/ARCHITECTURE.ko.docx
+++ b/docs/generated/ARCHITECTURE.ko.docx
@@ -80,11 +80,15 @@
         <w:br/>
         <w:t xml:space="preserve">    subgraph S4["4. 관계형 큐레이션 및 연구 배포 계층 (Curated Relational Layer)"]</w:t>
         <w:br/>
-        <w:t xml:space="preserve">        H --&gt; L["관계형 엔터티 분리&lt;br/&gt;(tenders, bidder_submissions, award_outcomes, contracts)"]</w:t>
+        <w:t xml:space="preserve">        H --&gt; L["정규화 Parquet 피드 로드&lt;br/&gt;(bids, awards, contracts)"]</w:t>
         <w:br/>
-        <w:t xml:space="preserve">        L --&gt; N["차원 및 브릿지 테이블 결합&lt;br/&gt;(suppliers, agencies, tender_contract_bridge)"]</w:t>
+        <w:t xml:space="preserve">        L --&gt; M1["큐레이션 엔진&lt;br/&gt;(scripts/build_curated.py&lt;br/&gt;src/koneps_intel/curate.py)"]</w:t>
         <w:br/>
-        <w:t xml:space="preserve">        N --&gt; P["Kaggle 데이터셋 패키징&lt;br/&gt;(Partitioned Parquet + Zstandard)"]</w:t>
+        <w:t xml:space="preserve">        M1 --&gt; N["수학적 정합성 게이트 검증&lt;br/&gt;(validate_curated_tables)"]</w:t>
+        <w:br/>
+        <w:t xml:space="preserve">        N --&gt; O["7개 관계형 큐레이티드 Parquet&lt;br/&gt;(tenders, submissions, awards,&lt;br/&gt;contracts, suppliers, agencies, bridge)"]</w:t>
+        <w:br/>
+        <w:t xml:space="preserve">        O --&gt; P["공개 메트릭 아티팩트&lt;br/&gt;(docs/metrics/curated_YYYY_MM.json)"]</w:t>
         <w:br/>
         <w:t xml:space="preserve">    end</w:t>
       </w:r>
@@ -263,6 +267,54 @@
       </w:pPr>
       <w:r>
         <w:t>입찰공고 (tenders) 1 → 0..N 계약내역 (contracts): 공고 연계 계약 35.08%, 미연계 자체/수의계약 64.92%.</w:t>
+      </w:r>
+    </w:p>
+    <w:p>
+      <w:pPr>
+        <w:pStyle w:val="Heading2"/>
+      </w:pPr>
+      <w:r>
+        <w:t>6. 관계형 큐레이션 및 프라이버시 보존 원칙 (Curated Relational &amp; Privacy Preservation)</w:t>
+      </w:r>
+    </w:p>
+    <w:p>
+      <w:pPr>
+        <w:pStyle w:val="ListBullet"/>
+      </w:pPr>
+      <w:r>
+        <w:t>CURATED_SCHEMA_VERSION = "1.0.0": 7개의 물리 큐레이티드 테이블 구축 (01_tenders, 02_bidder_submissions, 03_award_outcomes, 04_contracts, 05_suppliers, 06_agencies, 07_tender_contract_bridge).</w:t>
+      </w:r>
+    </w:p>
+    <w:p>
+      <w:pPr>
+        <w:pStyle w:val="ListBullet"/>
+      </w:pPr>
+      <w:r>
+        <w:t>결정론적 대리 기본 키: BID_&lt;32 hex&gt; 및 AWD_&lt;32 hex&gt;를 통해 비즈니스 그레인을 완벽히 보존하면서도 O(1) 단일 컬럼 조인을 제공.</w:t>
+      </w:r>
+    </w:p>
+    <w:p>
+      <w:pPr>
+        <w:pStyle w:val="ListBullet"/>
+      </w:pPr>
+      <w:r>
+        <w:t>프라이버시 완벽 보장: 원천 사업자등록번호, 대표자명, 전화번호, 상세 주소, 이메일을 전수 제거하고 전용 HMAC-SHA256 키(KONEPS_SUPPLIER_HMAC_KEY)로 가명화된 supplier_id 및 마스킹된 masked_biz_no(123-45-*)만을 제공.</w:t>
+      </w:r>
+    </w:p>
+    <w:p>
+      <w:pPr>
+        <w:pStyle w:val="ListBullet"/>
+      </w:pPr>
+      <w:r>
+        <w:t>비밀키 분리: API 인증키(DATA_GO_KR_SERVICE_KEY)와 가명화 서명키(KONEPS_SUPPLIER_HMAC_KEY)를 철저히 분리.</w:t>
+      </w:r>
+    </w:p>
+    <w:p>
+      <w:pPr>
+        <w:pStyle w:val="ListBullet"/>
+      </w:pPr>
+      <w:r>
+        <w:t>시간적 외래키 추적: tender_in_scope: bool 플래그를 통해 월간 수집 경계에 걸친 공고-투찰-낙찰-계약 관계를 왜곡 없이 보존.</w:t>
       </w:r>
     </w:p>
     <w:p>
